--- a/research/transition-order/branch128-pilot-report.docx
+++ b/research/transition-order/branch128-pilot-report.docx
@@ -36,7 +36,7 @@
           <w:b w:val="0"/>
           <w:i w:val="0"/>
         </w:rPr>
-        <w:t xml:space="preserve"> running: authorized stage 1. The user separately authorized at most three hours overall, with at most two single-thread CPU workers. No χ192, extra crossing point or perturbation production is automatic.</w:t>
+        <w:t xml:space="preserve"> running: stage 1 accepted; next step remains separately gated. The user separately authorized at most three hours overall, with at most two single-thread CPU workers. No χ192, extra crossing point or perturbation production is automatic.</w:t>
       </w:r>
     </w:p>
     <w:p>
@@ -764,7 +764,7 @@
                 <w:i w:val="0"/>
                 <w:sz w:val="16"/>
               </w:rPr>
-              <w:t>—</w:t>
+              <w:t>1</w:t>
             </w:r>
           </w:p>
         </w:tc>
@@ -787,7 +787,7 @@
                 <w:i w:val="0"/>
                 <w:sz w:val="16"/>
               </w:rPr>
-              <w:t>—</w:t>
+              <w:t>ordered</w:t>
             </w:r>
           </w:p>
         </w:tc>
@@ -810,7 +810,7 @@
                 <w:i w:val="0"/>
                 <w:sz w:val="16"/>
               </w:rPr>
-              <w:t>—</w:t>
+              <w:t>0.30475</w:t>
             </w:r>
           </w:p>
         </w:tc>
@@ -833,7 +833,7 @@
                 <w:i w:val="0"/>
                 <w:sz w:val="16"/>
               </w:rPr>
-              <w:t>pending</w:t>
+              <w:t>accepted-finite-chi</w:t>
             </w:r>
           </w:p>
         </w:tc>
@@ -856,7 +856,7 @@
                 <w:i w:val="0"/>
                 <w:sz w:val="16"/>
               </w:rPr>
-              <w:t>—</w:t>
+              <w:t>8.194e-08</w:t>
             </w:r>
           </w:p>
         </w:tc>
@@ -879,7 +879,7 @@
                 <w:i w:val="0"/>
                 <w:sz w:val="16"/>
               </w:rPr>
-              <w:t>—</w:t>
+              <w:t>0.513220</w:t>
             </w:r>
           </w:p>
         </w:tc>
@@ -902,7 +902,7 @@
                 <w:i w:val="0"/>
                 <w:sz w:val="16"/>
               </w:rPr>
-              <w:t>—</w:t>
+              <w:t>0.99270791085</w:t>
             </w:r>
           </w:p>
         </w:tc>
@@ -925,7 +925,196 @@
                 <w:i w:val="0"/>
                 <w:sz w:val="16"/>
               </w:rPr>
-              <w:t>—</w:t>
+              <w:t>0.99270789853</w:t>
+            </w:r>
+          </w:p>
+        </w:tc>
+      </w:tr>
+      <w:tr>
+        <w:trPr>
+          <w:cantSplit/>
+        </w:trPr>
+        <w:tc>
+          <w:tcPr>
+            <w:tcW w:type="dxa" w:w="1218"/>
+          </w:tcPr>
+          <w:p>
+            <w:pPr>
+              <w:spacing w:after="40"/>
+            </w:pPr>
+            <w:r>
+              <w:rPr>
+                <w:sz w:val="16"/>
+              </w:rPr>
+            </w:r>
+            <w:r>
+              <w:rPr>
+                <w:b w:val="0"/>
+                <w:i w:val="0"/>
+                <w:sz w:val="16"/>
+              </w:rPr>
+              <w:t>1</w:t>
+            </w:r>
+          </w:p>
+        </w:tc>
+        <w:tc>
+          <w:tcPr>
+            <w:tcW w:type="dxa" w:w="1218"/>
+          </w:tcPr>
+          <w:p>
+            <w:pPr>
+              <w:spacing w:after="40"/>
+            </w:pPr>
+            <w:r>
+              <w:rPr>
+                <w:sz w:val="16"/>
+              </w:rPr>
+            </w:r>
+            <w:r>
+              <w:rPr>
+                <w:b w:val="0"/>
+                <w:i w:val="0"/>
+                <w:sz w:val="16"/>
+              </w:rPr>
+              <w:t>disordered</w:t>
+            </w:r>
+          </w:p>
+        </w:tc>
+        <w:tc>
+          <w:tcPr>
+            <w:tcW w:type="dxa" w:w="1218"/>
+          </w:tcPr>
+          <w:p>
+            <w:pPr>
+              <w:spacing w:after="40"/>
+            </w:pPr>
+            <w:r>
+              <w:rPr>
+                <w:sz w:val="16"/>
+              </w:rPr>
+            </w:r>
+            <w:r>
+              <w:rPr>
+                <w:b w:val="0"/>
+                <w:i w:val="0"/>
+                <w:sz w:val="16"/>
+              </w:rPr>
+              <w:t>0.30483</w:t>
+            </w:r>
+          </w:p>
+        </w:tc>
+        <w:tc>
+          <w:tcPr>
+            <w:tcW w:type="dxa" w:w="1218"/>
+          </w:tcPr>
+          <w:p>
+            <w:pPr>
+              <w:spacing w:after="40"/>
+            </w:pPr>
+            <w:r>
+              <w:rPr>
+                <w:sz w:val="16"/>
+              </w:rPr>
+            </w:r>
+            <w:r>
+              <w:rPr>
+                <w:b w:val="0"/>
+                <w:i w:val="0"/>
+                <w:sz w:val="16"/>
+              </w:rPr>
+              <w:t>accepted-finite-chi</w:t>
+            </w:r>
+          </w:p>
+        </w:tc>
+        <w:tc>
+          <w:tcPr>
+            <w:tcW w:type="dxa" w:w="1218"/>
+          </w:tcPr>
+          <w:p>
+            <w:pPr>
+              <w:spacing w:after="40"/>
+            </w:pPr>
+            <w:r>
+              <w:rPr>
+                <w:sz w:val="16"/>
+              </w:rPr>
+            </w:r>
+            <w:r>
+              <w:rPr>
+                <w:b w:val="0"/>
+                <w:i w:val="0"/>
+                <w:sz w:val="16"/>
+              </w:rPr>
+              <w:t>9.913e-08</w:t>
+            </w:r>
+          </w:p>
+        </w:tc>
+        <w:tc>
+          <w:tcPr>
+            <w:tcW w:type="dxa" w:w="1218"/>
+          </w:tcPr>
+          <w:p>
+            <w:pPr>
+              <w:spacing w:after="40"/>
+            </w:pPr>
+            <w:r>
+              <w:rPr>
+                <w:sz w:val="16"/>
+              </w:rPr>
+            </w:r>
+            <w:r>
+              <w:rPr>
+                <w:b w:val="0"/>
+                <w:i w:val="0"/>
+                <w:sz w:val="16"/>
+              </w:rPr>
+              <w:t>0.005362</w:t>
+            </w:r>
+          </w:p>
+        </w:tc>
+        <w:tc>
+          <w:tcPr>
+            <w:tcW w:type="dxa" w:w="1218"/>
+          </w:tcPr>
+          <w:p>
+            <w:pPr>
+              <w:spacing w:after="40"/>
+            </w:pPr>
+            <w:r>
+              <w:rPr>
+                <w:sz w:val="16"/>
+              </w:rPr>
+            </w:r>
+            <w:r>
+              <w:rPr>
+                <w:b w:val="0"/>
+                <w:i w:val="0"/>
+                <w:sz w:val="16"/>
+              </w:rPr>
+              <w:t>0.99296704401</w:t>
+            </w:r>
+          </w:p>
+        </w:tc>
+        <w:tc>
+          <w:tcPr>
+            <w:tcW w:type="dxa" w:w="1218"/>
+          </w:tcPr>
+          <w:p>
+            <w:pPr>
+              <w:spacing w:after="40"/>
+            </w:pPr>
+            <w:r>
+              <w:rPr>
+                <w:sz w:val="16"/>
+              </w:rPr>
+            </w:r>
+            <w:r>
+              <w:rPr>
+                <w:b w:val="0"/>
+                <w:i w:val="0"/>
+                <w:sz w:val="16"/>
+              </w:rPr>
+              <w:t>0.99296683247</w:t>
             </w:r>
           </w:p>
         </w:tc>

--- a/research/transition-order/branch128-pilot-report.docx
+++ b/research/transition-order/branch128-pilot-report.docx
@@ -36,7 +36,7 @@
           <w:b w:val="0"/>
           <w:i w:val="0"/>
         </w:rPr>
-        <w:t xml:space="preserve"> running: stage 1 accepted; next step remains separately gated. The user separately authorized at most three hours overall, with at most two single-thread CPU workers. No χ192, extra crossing point or perturbation production is automatic.</w:t>
+        <w:t xml:space="preserve"> stopped: stage 2 acceptance gate not passed for both histories. The user separately authorized at most three hours overall, with at most two single-thread CPU workers. No χ192, extra crossing point or perturbation production is automatic.</w:t>
       </w:r>
     </w:p>
     <w:p>
@@ -1119,6 +1119,384 @@
           </w:p>
         </w:tc>
       </w:tr>
+      <w:tr>
+        <w:trPr>
+          <w:cantSplit/>
+        </w:trPr>
+        <w:tc>
+          <w:tcPr>
+            <w:tcW w:type="dxa" w:w="1218"/>
+          </w:tcPr>
+          <w:p>
+            <w:pPr>
+              <w:spacing w:after="40"/>
+            </w:pPr>
+            <w:r>
+              <w:rPr>
+                <w:sz w:val="16"/>
+              </w:rPr>
+            </w:r>
+            <w:r>
+              <w:rPr>
+                <w:b w:val="0"/>
+                <w:i w:val="0"/>
+                <w:sz w:val="16"/>
+              </w:rPr>
+              <w:t>2</w:t>
+            </w:r>
+          </w:p>
+        </w:tc>
+        <w:tc>
+          <w:tcPr>
+            <w:tcW w:type="dxa" w:w="1218"/>
+          </w:tcPr>
+          <w:p>
+            <w:pPr>
+              <w:spacing w:after="40"/>
+            </w:pPr>
+            <w:r>
+              <w:rPr>
+                <w:sz w:val="16"/>
+              </w:rPr>
+            </w:r>
+            <w:r>
+              <w:rPr>
+                <w:b w:val="0"/>
+                <w:i w:val="0"/>
+                <w:sz w:val="16"/>
+              </w:rPr>
+              <w:t>ordered</w:t>
+            </w:r>
+          </w:p>
+        </w:tc>
+        <w:tc>
+          <w:tcPr>
+            <w:tcW w:type="dxa" w:w="1218"/>
+          </w:tcPr>
+          <w:p>
+            <w:pPr>
+              <w:spacing w:after="40"/>
+            </w:pPr>
+            <w:r>
+              <w:rPr>
+                <w:sz w:val="16"/>
+              </w:rPr>
+            </w:r>
+            <w:r>
+              <w:rPr>
+                <w:b w:val="0"/>
+                <w:i w:val="0"/>
+                <w:sz w:val="16"/>
+              </w:rPr>
+              <w:t>0.30480</w:t>
+            </w:r>
+          </w:p>
+        </w:tc>
+        <w:tc>
+          <w:tcPr>
+            <w:tcW w:type="dxa" w:w="1218"/>
+          </w:tcPr>
+          <w:p>
+            <w:pPr>
+              <w:spacing w:after="40"/>
+            </w:pPr>
+            <w:r>
+              <w:rPr>
+                <w:sz w:val="16"/>
+              </w:rPr>
+            </w:r>
+            <w:r>
+              <w:rPr>
+                <w:b w:val="0"/>
+                <w:i w:val="0"/>
+                <w:sz w:val="16"/>
+              </w:rPr>
+              <w:t>accepted-finite-chi</w:t>
+            </w:r>
+          </w:p>
+        </w:tc>
+        <w:tc>
+          <w:tcPr>
+            <w:tcW w:type="dxa" w:w="1218"/>
+          </w:tcPr>
+          <w:p>
+            <w:pPr>
+              <w:spacing w:after="40"/>
+            </w:pPr>
+            <w:r>
+              <w:rPr>
+                <w:sz w:val="16"/>
+              </w:rPr>
+            </w:r>
+            <w:r>
+              <w:rPr>
+                <w:b w:val="0"/>
+                <w:i w:val="0"/>
+                <w:sz w:val="16"/>
+              </w:rPr>
+              <w:t>9.065e-08</w:t>
+            </w:r>
+          </w:p>
+        </w:tc>
+        <w:tc>
+          <w:tcPr>
+            <w:tcW w:type="dxa" w:w="1218"/>
+          </w:tcPr>
+          <w:p>
+            <w:pPr>
+              <w:spacing w:after="40"/>
+            </w:pPr>
+            <w:r>
+              <w:rPr>
+                <w:sz w:val="16"/>
+              </w:rPr>
+            </w:r>
+            <w:r>
+              <w:rPr>
+                <w:b w:val="0"/>
+                <w:i w:val="0"/>
+                <w:sz w:val="16"/>
+              </w:rPr>
+              <w:t>0.488232</w:t>
+            </w:r>
+          </w:p>
+        </w:tc>
+        <w:tc>
+          <w:tcPr>
+            <w:tcW w:type="dxa" w:w="1218"/>
+          </w:tcPr>
+          <w:p>
+            <w:pPr>
+              <w:spacing w:after="40"/>
+            </w:pPr>
+            <w:r>
+              <w:rPr>
+                <w:sz w:val="16"/>
+              </w:rPr>
+            </w:r>
+            <w:r>
+              <w:rPr>
+                <w:b w:val="0"/>
+                <w:i w:val="0"/>
+                <w:sz w:val="16"/>
+              </w:rPr>
+              <w:t>0.99286988547</w:t>
+            </w:r>
+          </w:p>
+        </w:tc>
+        <w:tc>
+          <w:tcPr>
+            <w:tcW w:type="dxa" w:w="1218"/>
+          </w:tcPr>
+          <w:p>
+            <w:pPr>
+              <w:spacing w:after="40"/>
+            </w:pPr>
+            <w:r>
+              <w:rPr>
+                <w:sz w:val="16"/>
+              </w:rPr>
+            </w:r>
+            <w:r>
+              <w:rPr>
+                <w:b w:val="0"/>
+                <w:i w:val="0"/>
+                <w:sz w:val="16"/>
+              </w:rPr>
+              <w:t>0.99286986444</w:t>
+            </w:r>
+          </w:p>
+        </w:tc>
+      </w:tr>
+      <w:tr>
+        <w:trPr>
+          <w:cantSplit/>
+        </w:trPr>
+        <w:tc>
+          <w:tcPr>
+            <w:tcW w:type="dxa" w:w="1218"/>
+          </w:tcPr>
+          <w:p>
+            <w:pPr>
+              <w:spacing w:after="40"/>
+            </w:pPr>
+            <w:r>
+              <w:rPr>
+                <w:sz w:val="16"/>
+              </w:rPr>
+            </w:r>
+            <w:r>
+              <w:rPr>
+                <w:b w:val="0"/>
+                <w:i w:val="0"/>
+                <w:sz w:val="16"/>
+              </w:rPr>
+              <w:t>2</w:t>
+            </w:r>
+          </w:p>
+        </w:tc>
+        <w:tc>
+          <w:tcPr>
+            <w:tcW w:type="dxa" w:w="1218"/>
+          </w:tcPr>
+          <w:p>
+            <w:pPr>
+              <w:spacing w:after="40"/>
+            </w:pPr>
+            <w:r>
+              <w:rPr>
+                <w:sz w:val="16"/>
+              </w:rPr>
+            </w:r>
+            <w:r>
+              <w:rPr>
+                <w:b w:val="0"/>
+                <w:i w:val="0"/>
+                <w:sz w:val="16"/>
+              </w:rPr>
+              <w:t>disordered</w:t>
+            </w:r>
+          </w:p>
+        </w:tc>
+        <w:tc>
+          <w:tcPr>
+            <w:tcW w:type="dxa" w:w="1218"/>
+          </w:tcPr>
+          <w:p>
+            <w:pPr>
+              <w:spacing w:after="40"/>
+            </w:pPr>
+            <w:r>
+              <w:rPr>
+                <w:sz w:val="16"/>
+              </w:rPr>
+            </w:r>
+            <w:r>
+              <w:rPr>
+                <w:b w:val="0"/>
+                <w:i w:val="0"/>
+                <w:sz w:val="16"/>
+              </w:rPr>
+              <w:t>0.30480</w:t>
+            </w:r>
+          </w:p>
+        </w:tc>
+        <w:tc>
+          <w:tcPr>
+            <w:tcW w:type="dxa" w:w="1218"/>
+          </w:tcPr>
+          <w:p>
+            <w:pPr>
+              <w:spacing w:after="40"/>
+            </w:pPr>
+            <w:r>
+              <w:rPr>
+                <w:sz w:val="16"/>
+              </w:rPr>
+            </w:r>
+            <w:r>
+              <w:rPr>
+                <w:b w:val="0"/>
+                <w:i w:val="0"/>
+                <w:sz w:val="16"/>
+              </w:rPr>
+              <w:t>iteration-cap-or-stationarity-check-failed</w:t>
+            </w:r>
+          </w:p>
+        </w:tc>
+        <w:tc>
+          <w:tcPr>
+            <w:tcW w:type="dxa" w:w="1218"/>
+          </w:tcPr>
+          <w:p>
+            <w:pPr>
+              <w:spacing w:after="40"/>
+            </w:pPr>
+            <w:r>
+              <w:rPr>
+                <w:sz w:val="16"/>
+              </w:rPr>
+            </w:r>
+            <w:r>
+              <w:rPr>
+                <w:b w:val="0"/>
+                <w:i w:val="0"/>
+                <w:sz w:val="16"/>
+              </w:rPr>
+              <w:t>9.996e-08</w:t>
+            </w:r>
+          </w:p>
+        </w:tc>
+        <w:tc>
+          <w:tcPr>
+            <w:tcW w:type="dxa" w:w="1218"/>
+          </w:tcPr>
+          <w:p>
+            <w:pPr>
+              <w:spacing w:after="40"/>
+            </w:pPr>
+            <w:r>
+              <w:rPr>
+                <w:sz w:val="16"/>
+              </w:rPr>
+            </w:r>
+            <w:r>
+              <w:rPr>
+                <w:b w:val="0"/>
+                <w:i w:val="0"/>
+                <w:sz w:val="16"/>
+              </w:rPr>
+              <w:t>—</w:t>
+            </w:r>
+          </w:p>
+        </w:tc>
+        <w:tc>
+          <w:tcPr>
+            <w:tcW w:type="dxa" w:w="1218"/>
+          </w:tcPr>
+          <w:p>
+            <w:pPr>
+              <w:spacing w:after="40"/>
+            </w:pPr>
+            <w:r>
+              <w:rPr>
+                <w:sz w:val="16"/>
+              </w:rPr>
+            </w:r>
+            <w:r>
+              <w:rPr>
+                <w:b w:val="0"/>
+                <w:i w:val="0"/>
+                <w:sz w:val="16"/>
+              </w:rPr>
+              <w:t>—</w:t>
+            </w:r>
+          </w:p>
+        </w:tc>
+        <w:tc>
+          <w:tcPr>
+            <w:tcW w:type="dxa" w:w="1218"/>
+          </w:tcPr>
+          <w:p>
+            <w:pPr>
+              <w:spacing w:after="40"/>
+            </w:pPr>
+            <w:r>
+              <w:rPr>
+                <w:sz w:val="16"/>
+              </w:rPr>
+            </w:r>
+            <w:r>
+              <w:rPr>
+                <w:b w:val="0"/>
+                <w:i w:val="0"/>
+                <w:sz w:val="16"/>
+              </w:rPr>
+              <w:t>—</w:t>
+            </w:r>
+          </w:p>
+        </w:tc>
+      </w:tr>
     </w:tbl>
     <w:p>
       <w:pPr>

--- a/research/transition-order/branch128-pilot-report.docx
+++ b/research/transition-order/branch128-pilot-report.docx
@@ -1542,6 +1542,64 @@
           <w:b w:val="0"/>
           <w:i w:val="0"/>
         </w:rPr>
+        <w:t>Exact validation failure — not rounded into acceptance</w:t>
+      </w:r>
+    </w:p>
+    <w:p>
+      <w:r>
+        <w:rPr>
+          <w:b w:val="0"/>
+          <w:i w:val="0"/>
+        </w:rPr>
+        <w:t xml:space="preserve">The common-target small-order history passed the primary optimizer tolerance (9.995603786506e-08), but its right compatibility defect was </w:t>
+      </w:r>
+      <w:r>
+        <w:rPr>
+          <w:b/>
+          <w:i w:val="0"/>
+        </w:rPr>
+        <w:t>1.000165012751e-07</w:t>
+      </w:r>
+      <w:r>
+        <w:rPr>
+          <w:b w:val="0"/>
+          <w:i w:val="0"/>
+        </w:rPr>
+        <w:t xml:space="preserve">, above </w:t>
+      </w:r>
+      <w:r>
+        <w:rPr>
+          <w:b/>
+          <w:i w:val="0"/>
+        </w:rPr>
+        <w:t>1e-7</w:t>
+      </w:r>
+      <w:r>
+        <w:rPr>
+          <w:b w:val="0"/>
+          <w:i w:val="0"/>
+        </w:rPr>
+        <w:t xml:space="preserve"> by 0.016501%. The right gate was not relaxed. No full-period value was evaluated for this rejected step, and no accepted common-target branch comparison was constructed. This is a numerical gate failure, not evidence of a physical phase or spinodal.</w:t>
+      </w:r>
+    </w:p>
+    <w:p>
+      <w:r>
+        <w:rPr>
+          <w:b w:val="0"/>
+          <w:i w:val="0"/>
+        </w:rPr>
+        <w:t>A same-point safety refinement with a stricter internal goal and unchanged external gates is described in CONVERGENCE-REFINEMENT.md. It requires separate authorization; the original failed attempt remains preserved.</w:t>
+      </w:r>
+    </w:p>
+    <w:p>
+      <w:pPr>
+        <w:pStyle w:val="Heading2"/>
+      </w:pPr>
+      <w:r>
+        <w:rPr>
+          <w:b w:val="0"/>
+          <w:i w:val="0"/>
+        </w:rPr>
         <w:t>Limits and next gates</w:t>
       </w:r>
     </w:p>

--- a/research/transition-order/branch128-pilot-report.docx
+++ b/research/transition-order/branch128-pilot-report.docx
@@ -1588,7 +1588,7 @@
           <w:b w:val="0"/>
           <w:i w:val="0"/>
         </w:rPr>
-        <w:t>A same-point safety refinement with a stricter internal goal and unchanged external gates is described in CONVERGENCE-REFINEMENT.md. It requires separate authorization; the original failed attempt remains preserved.</w:t>
+        <w:t>A same-point safety refinement with a stricter internal goal and unchanged external gates is described in CONVERGENCE-REFINEMENT.md. The user subsequently authorized the separately recorded 30-minute amendment; its status and results are in BRANCH128-REFINEMENT-RESULTS.md. The original failed attempt remains preserved and is not retroactively accepted.</w:t>
       </w:r>
     </w:p>
     <w:p>

--- a/research/transition-order/branch128-pilot-report.docx
+++ b/research/transition-order/branch128-pilot-report.docx
@@ -1530,7 +1530,7 @@
           <w:b w:val="0"/>
           <w:i w:val="0"/>
         </w:rPr>
-        <w:t>No two accepted common-target results yet; no energy-gap or coexistence inference is made.</w:t>
+        <w:t>Within the original unamended pilot no accepted common-target pair was obtained. The separately authorized convergence-safety amendment is reported in BRANCH128-REFINEMENT-RESULTS.md; its accepted state does not retroactively change this pilot record.</w:t>
       </w:r>
     </w:p>
     <w:p>
